--- a/thesis/chuong_4_ket_qua_vi.docx
+++ b/thesis/chuong_4_ket_qua_vi.docx
@@ -2,32 +2,6 @@
 <file path=word/document.xml><?xml version="1.0" encoding="utf-8"?>
 <w:document xmlns:w="http://schemas.openxmlformats.org/wordprocessingml/2006/main" xmlns:m="http://schemas.openxmlformats.org/officeDocument/2006/math" xmlns:r="http://schemas.openxmlformats.org/officeDocument/2006/relationships" xmlns:o="urn:schemas-microsoft-com:office:office" xmlns:v="urn:schemas-microsoft-com:vml" xmlns:w10="urn:schemas-microsoft-com:office:word" xmlns:a="http://schemas.openxmlformats.org/drawingml/2006/main" xmlns:pic="http://schemas.openxmlformats.org/drawingml/2006/picture" xmlns:wp="http://schemas.openxmlformats.org/drawingml/2006/wordprocessingDrawing">
   <w:body>
-    <w:sdt>
-      <w:sdtPr>
-        <w:docPartObj>
-          <w:docPartGallery w:val="Table of Contents"/>
-          <w:docPartUnique/>
-        </w:docPartObj>
-      </w:sdtPr>
-      <w:sdtContent>
-        <w:p>
-          <w:pPr>
-            <w:pStyle w:val="TOCHeading"/>
-          </w:pPr>
-          <w:r>
-            <w:t xml:space="preserve">Table of Contents</w:t>
-          </w:r>
-        </w:p>
-        <w:p>
-          <w:r>
-            <w:fldChar w:fldCharType="begin" w:dirty="true"/>
-            <w:instrText xml:space="preserve">TOC \o "1-3" \h \z \u</w:instrText>
-            <w:fldChar w:fldCharType="separate"/>
-            <w:fldChar w:fldCharType="end"/>
-          </w:r>
-        </w:p>
-      </w:sdtContent>
-    </w:sdt>
     <w:bookmarkStart w:id="51" w:name="chương-4-kết-quả-nghiên-cứu"/>
     <w:p>
       <w:pPr>
@@ -16127,7 +16101,10 @@
     </w:p>
     <w:bookmarkEnd w:id="50"/>
     <w:bookmarkEnd w:id="51"/>
-    <w:sectPr/>
+    <w:sectPr>
+      <w:pgSz w:h="16838" w:w="11906"/>
+      <w:pgMar w:bottom="1134" w:left="1701" w:right="1134" w:top="1134"/>
+    </w:sectPr>
   </w:body>
 </w:document>
 </file>
@@ -16260,29 +16237,59 @@
   <w:style w:default="1" w:styleId="Normal" w:type="paragraph">
     <w:name w:val="Normal"/>
     <w:qFormat/>
+    <w:pPr>
+      <w:spacing w:line="288" w:lineRule="auto"/>
+      <w:jc w:val="both"/>
+    </w:pPr>
+    <w:rPr>
+      <w:rFonts w:ascii="Times New Roman" w:eastAsia="Times New Roman" w:hAnsi="Times New Roman"/>
+      <w:color w:val="000000"/>
+      <w:sz w:val="26"/>
+    </w:rPr>
   </w:style>
   <w:style w:styleId="BodyText" w:type="paragraph">
     <w:name w:val="Body Text"/>
     <w:basedOn w:val="Normal"/>
     <w:link w:val="BodyTextChar"/>
     <w:pPr>
-      <w:spacing w:after="180" w:before="180"/>
+      <w:spacing w:after="180" w:before="180" w:line="288" w:lineRule="auto"/>
+      <w:jc w:val="both"/>
     </w:pPr>
     <w:qFormat/>
+    <w:rPr>
+      <w:rFonts w:ascii="Times New Roman" w:eastAsia="Times New Roman" w:hAnsi="Times New Roman"/>
+      <w:color w:val="000000"/>
+      <w:sz w:val="26"/>
+    </w:rPr>
   </w:style>
   <w:style w:customStyle="1" w:styleId="FirstParagraph" w:type="paragraph">
     <w:name w:val="First Paragraph"/>
     <w:basedOn w:val="BodyText"/>
     <w:next w:val="BodyText"/>
     <w:qFormat/>
+    <w:pPr>
+      <w:spacing w:line="288" w:lineRule="auto"/>
+      <w:jc w:val="both"/>
+    </w:pPr>
+    <w:rPr>
+      <w:rFonts w:ascii="Times New Roman" w:eastAsia="Times New Roman" w:hAnsi="Times New Roman"/>
+      <w:color w:val="000000"/>
+      <w:sz w:val="26"/>
+    </w:rPr>
   </w:style>
   <w:style w:customStyle="1" w:styleId="Compact" w:type="paragraph">
     <w:name w:val="Compact"/>
     <w:basedOn w:val="BodyText"/>
     <w:qFormat/>
     <w:pPr>
-      <w:spacing w:after="36" w:before="36"/>
+      <w:spacing w:after="36" w:before="36" w:line="288" w:lineRule="auto"/>
+      <w:jc w:val="both"/>
     </w:pPr>
+    <w:rPr>
+      <w:rFonts w:ascii="Times New Roman" w:eastAsia="Times New Roman" w:hAnsi="Times New Roman"/>
+      <w:color w:val="000000"/>
+      <w:sz w:val="26"/>
+    </w:rPr>
   </w:style>
   <w:style w:styleId="Title" w:type="paragraph">
     <w:name w:val="Title"/>
@@ -16292,15 +16299,15 @@
     <w:pPr>
       <w:keepNext/>
       <w:keepLines/>
-      <w:spacing w:after="240" w:before="480"/>
-      <w:jc w:val="center"/>
+      <w:spacing w:after="240" w:before="480" w:line="288" w:lineRule="auto"/>
+      <w:jc w:val="both"/>
     </w:pPr>
     <w:rPr>
-      <w:rFonts w:asciiTheme="majorHAnsi" w:cstheme="majorBidi" w:eastAsiaTheme="majorEastAsia" w:hAnsiTheme="majorHAnsi"/>
+      <w:rFonts w:ascii="Times New Roman" w:asciiTheme="majorHAnsi" w:cstheme="majorBidi" w:eastAsia="Times New Roman" w:eastAsiaTheme="majorEastAsia" w:hAnsi="Times New Roman" w:hAnsiTheme="majorHAnsi"/>
       <w:b/>
       <w:bCs/>
-      <w:color w:themeColor="accent1" w:themeShade="B5" w:val="345A8A"/>
-      <w:sz w:val="36"/>
+      <w:color w:val="000000"/>
+      <w:sz w:val="26"/>
       <w:szCs w:val="36"/>
     </w:rPr>
   </w:style>
@@ -16312,11 +16319,13 @@
     <w:pPr>
       <w:keepNext/>
       <w:keepLines/>
-      <w:spacing w:after="240" w:before="240"/>
-      <w:jc w:val="center"/>
+      <w:spacing w:after="240" w:before="240" w:line="288" w:lineRule="auto"/>
+      <w:jc w:val="both"/>
     </w:pPr>
     <w:rPr>
-      <w:sz w:val="30"/>
+      <w:rFonts w:ascii="Times New Roman" w:eastAsia="Times New Roman" w:hAnsi="Times New Roman"/>
+      <w:color w:val="000000"/>
+      <w:sz w:val="26"/>
       <w:szCs w:val="30"/>
     </w:rPr>
   </w:style>
@@ -16327,8 +16336,14 @@
     <w:pPr>
       <w:keepNext/>
       <w:keepLines/>
-      <w:jc w:val="center"/>
+      <w:spacing w:line="288" w:lineRule="auto"/>
+      <w:jc w:val="both"/>
     </w:pPr>
+    <w:rPr>
+      <w:rFonts w:ascii="Times New Roman" w:eastAsia="Times New Roman" w:hAnsi="Times New Roman"/>
+      <w:color w:val="000000"/>
+      <w:sz w:val="26"/>
+    </w:rPr>
   </w:style>
   <w:style w:styleId="Date" w:type="paragraph">
     <w:name w:val="Date"/>
@@ -16337,8 +16352,14 @@
     <w:pPr>
       <w:keepNext/>
       <w:keepLines/>
-      <w:jc w:val="center"/>
+      <w:spacing w:line="288" w:lineRule="auto"/>
+      <w:jc w:val="both"/>
     </w:pPr>
+    <w:rPr>
+      <w:rFonts w:ascii="Times New Roman" w:eastAsia="Times New Roman" w:hAnsi="Times New Roman"/>
+      <w:color w:val="000000"/>
+      <w:sz w:val="26"/>
+    </w:rPr>
   </w:style>
   <w:style w:customStyle="1" w:styleId="AbstractTitle" w:type="paragraph">
     <w:name w:val="Abstract Title"/>
@@ -16348,15 +16369,15 @@
     <w:pPr>
       <w:keepNext/>
       <w:keepLines/>
-      <w:jc w:val="center"/>
-      <w:spacing w:after="0" w:before="300"/>
+      <w:jc w:val="both"/>
+      <w:spacing w:after="0" w:before="300" w:line="288" w:lineRule="auto"/>
     </w:pPr>
     <w:rPr>
-      <w:sz w:val="20"/>
+      <w:color w:val="000000"/>
+      <w:sz w:val="26"/>
       <w:szCs w:val="20"/>
+      <w:rFonts w:ascii="Times New Roman" w:eastAsia="Times New Roman" w:hAnsi="Times New Roman"/>
       <w:b/>
-      <w:color w:val="345A8A"/>
-      &gt;
     </w:rPr>
   </w:style>
   <w:style w:customStyle="1" w:styleId="Abstract" w:type="paragraph">
@@ -16367,10 +16388,13 @@
     <w:pPr>
       <w:keepNext/>
       <w:keepLines/>
-      <w:spacing w:after="300" w:before="100"/>
+      <w:spacing w:after="300" w:before="100" w:line="288" w:lineRule="auto"/>
+      <w:jc w:val="both"/>
     </w:pPr>
     <w:rPr>
-      <w:sz w:val="20"/>
+      <w:rFonts w:ascii="Times New Roman" w:eastAsia="Times New Roman" w:hAnsi="Times New Roman"/>
+      <w:color w:val="000000"/>
+      <w:sz w:val="26"/>
       <w:szCs w:val="20"/>
     </w:rPr>
   </w:style>
@@ -16379,8 +16403,15 @@
     <w:basedOn w:val="Normal"/>
     <w:next w:val="Bibliography"/>
     <w:qFormat/>
-    <w:pPr/>
-    <w:rPr/>
+    <w:pPr>
+      <w:spacing w:line="288" w:lineRule="auto"/>
+      <w:jc w:val="both"/>
+    </w:pPr>
+    <w:rPr>
+      <w:rFonts w:ascii="Times New Roman" w:eastAsia="Times New Roman" w:hAnsi="Times New Roman"/>
+      <w:color w:val="000000"/>
+      <w:sz w:val="26"/>
+    </w:rPr>
   </w:style>
   <w:style w:styleId="Heading1" w:type="paragraph">
     <w:name w:val="Heading 1"/>
@@ -16391,15 +16422,16 @@
     <w:pPr>
       <w:keepNext/>
       <w:keepLines/>
-      <w:spacing w:after="0" w:before="480"/>
+      <w:spacing w:after="0" w:before="480" w:line="288" w:lineRule="auto"/>
+      <w:jc w:val="both"/>
       <w:outlineLvl w:val="0"/>
     </w:pPr>
     <w:rPr>
-      <w:rFonts w:asciiTheme="majorHAnsi" w:cstheme="majorBidi" w:eastAsiaTheme="majorEastAsia" w:hAnsiTheme="majorHAnsi"/>
+      <w:rFonts w:ascii="Times New Roman" w:asciiTheme="majorHAnsi" w:cstheme="majorBidi" w:eastAsia="Times New Roman" w:eastAsiaTheme="majorEastAsia" w:hAnsi="Times New Roman" w:hAnsiTheme="majorHAnsi"/>
       <w:b/>
       <w:bCs/>
-      <w:color w:themeColor="accent1" w:val="4F81BD"/>
-      <w:sz w:val="32"/>
+      <w:color w:val="000000"/>
+      <w:sz w:val="26"/>
       <w:szCs w:val="32"/>
     </w:rPr>
   </w:style>
@@ -16413,15 +16445,16 @@
     <w:pPr>
       <w:keepNext/>
       <w:keepLines/>
-      <w:spacing w:after="0" w:before="200"/>
+      <w:spacing w:after="0" w:before="200" w:line="288" w:lineRule="auto"/>
+      <w:jc w:val="both"/>
       <w:outlineLvl w:val="1"/>
     </w:pPr>
     <w:rPr>
-      <w:rFonts w:asciiTheme="majorHAnsi" w:cstheme="majorBidi" w:eastAsiaTheme="majorEastAsia" w:hAnsiTheme="majorHAnsi"/>
+      <w:rFonts w:ascii="Times New Roman" w:asciiTheme="majorHAnsi" w:cstheme="majorBidi" w:eastAsia="Times New Roman" w:eastAsiaTheme="majorEastAsia" w:hAnsi="Times New Roman" w:hAnsiTheme="majorHAnsi"/>
       <w:b/>
       <w:bCs/>
-      <w:color w:themeColor="accent1" w:val="4F81BD"/>
-      <w:sz w:val="28"/>
+      <w:color w:val="000000"/>
+      <w:sz w:val="26"/>
       <w:szCs w:val="28"/>
     </w:rPr>
   </w:style>
@@ -16435,15 +16468,16 @@
     <w:pPr>
       <w:keepNext/>
       <w:keepLines/>
-      <w:spacing w:after="0" w:before="200"/>
+      <w:spacing w:after="0" w:before="200" w:line="288" w:lineRule="auto"/>
+      <w:jc w:val="both"/>
       <w:outlineLvl w:val="2"/>
     </w:pPr>
     <w:rPr>
-      <w:rFonts w:asciiTheme="majorHAnsi" w:cstheme="majorBidi" w:eastAsiaTheme="majorEastAsia" w:hAnsiTheme="majorHAnsi"/>
+      <w:rFonts w:ascii="Times New Roman" w:asciiTheme="majorHAnsi" w:cstheme="majorBidi" w:eastAsia="Times New Roman" w:eastAsiaTheme="majorEastAsia" w:hAnsi="Times New Roman" w:hAnsiTheme="majorHAnsi"/>
       <w:b/>
       <w:bCs/>
-      <w:color w:themeColor="accent1" w:val="4F81BD"/>
-      <w:sz w:val="24"/>
+      <w:color w:val="000000"/>
+      <w:sz w:val="26"/>
       <w:szCs w:val="24"/>
     </w:rPr>
   </w:style>
@@ -16457,15 +16491,16 @@
     <w:pPr>
       <w:keepNext/>
       <w:keepLines/>
-      <w:spacing w:after="0" w:before="200"/>
+      <w:spacing w:after="0" w:before="200" w:line="288" w:lineRule="auto"/>
+      <w:jc w:val="both"/>
       <w:outlineLvl w:val="3"/>
     </w:pPr>
     <w:rPr>
-      <w:rFonts w:asciiTheme="majorHAnsi" w:cstheme="majorBidi" w:eastAsiaTheme="majorEastAsia" w:hAnsiTheme="majorHAnsi"/>
+      <w:rFonts w:ascii="Times New Roman" w:asciiTheme="majorHAnsi" w:cstheme="majorBidi" w:eastAsia="Times New Roman" w:eastAsiaTheme="majorEastAsia" w:hAnsi="Times New Roman" w:hAnsiTheme="majorHAnsi"/>
       <w:i/>
       <w:bCs/>
-      <w:color w:themeColor="accent1" w:val="4F81BD"/>
-      <w:sz w:val="24"/>
+      <w:color w:val="000000"/>
+      <w:sz w:val="26"/>
       <w:szCs w:val="24"/>
     </w:rPr>
   </w:style>
@@ -16479,14 +16514,15 @@
     <w:pPr>
       <w:keepNext/>
       <w:keepLines/>
-      <w:spacing w:after="0" w:before="200"/>
+      <w:spacing w:after="0" w:before="200" w:line="288" w:lineRule="auto"/>
+      <w:jc w:val="both"/>
       <w:outlineLvl w:val="4"/>
     </w:pPr>
     <w:rPr>
-      <w:rFonts w:asciiTheme="majorHAnsi" w:cstheme="majorBidi" w:eastAsiaTheme="majorEastAsia" w:hAnsiTheme="majorHAnsi"/>
+      <w:rFonts w:ascii="Times New Roman" w:asciiTheme="majorHAnsi" w:cstheme="majorBidi" w:eastAsia="Times New Roman" w:eastAsiaTheme="majorEastAsia" w:hAnsi="Times New Roman" w:hAnsiTheme="majorHAnsi"/>
       <w:iCs/>
-      <w:color w:themeColor="accent1" w:val="4F81BD"/>
-      <w:sz w:val="24"/>
+      <w:color w:val="000000"/>
+      <w:sz w:val="26"/>
       <w:szCs w:val="24"/>
     </w:rPr>
   </w:style>
@@ -16500,13 +16536,14 @@
     <w:pPr>
       <w:keepNext/>
       <w:keepLines/>
-      <w:spacing w:after="0" w:before="200"/>
+      <w:spacing w:after="0" w:before="200" w:line="288" w:lineRule="auto"/>
+      <w:jc w:val="both"/>
       <w:outlineLvl w:val="5"/>
     </w:pPr>
     <w:rPr>
-      <w:rFonts w:asciiTheme="majorHAnsi" w:cstheme="majorBidi" w:eastAsiaTheme="majorEastAsia" w:hAnsiTheme="majorHAnsi"/>
-      <w:color w:themeColor="accent1" w:val="4F81BD"/>
-      <w:sz w:val="24"/>
+      <w:rFonts w:ascii="Times New Roman" w:asciiTheme="majorHAnsi" w:cstheme="majorBidi" w:eastAsia="Times New Roman" w:eastAsiaTheme="majorEastAsia" w:hAnsi="Times New Roman" w:hAnsiTheme="majorHAnsi"/>
+      <w:color w:val="000000"/>
+      <w:sz w:val="26"/>
       <w:szCs w:val="24"/>
     </w:rPr>
   </w:style>
@@ -16520,13 +16557,14 @@
     <w:pPr>
       <w:keepNext/>
       <w:keepLines/>
-      <w:spacing w:after="0" w:before="200"/>
+      <w:spacing w:after="0" w:before="200" w:line="288" w:lineRule="auto"/>
+      <w:jc w:val="both"/>
       <w:outlineLvl w:val="6"/>
     </w:pPr>
     <w:rPr>
-      <w:rFonts w:asciiTheme="majorHAnsi" w:cstheme="majorBidi" w:eastAsiaTheme="majorEastAsia" w:hAnsiTheme="majorHAnsi"/>
-      <w:color w:themeColor="accent1" w:val="4F81BD"/>
-      <w:sz w:val="24"/>
+      <w:rFonts w:ascii="Times New Roman" w:asciiTheme="majorHAnsi" w:cstheme="majorBidi" w:eastAsia="Times New Roman" w:eastAsiaTheme="majorEastAsia" w:hAnsi="Times New Roman" w:hAnsiTheme="majorHAnsi"/>
+      <w:color w:val="000000"/>
+      <w:sz w:val="26"/>
       <w:szCs w:val="24"/>
     </w:rPr>
   </w:style>
@@ -16540,13 +16578,14 @@
     <w:pPr>
       <w:keepNext/>
       <w:keepLines/>
-      <w:spacing w:after="0" w:before="200"/>
+      <w:spacing w:after="0" w:before="200" w:line="288" w:lineRule="auto"/>
+      <w:jc w:val="both"/>
       <w:outlineLvl w:val="7"/>
     </w:pPr>
     <w:rPr>
-      <w:rFonts w:asciiTheme="majorHAnsi" w:cstheme="majorBidi" w:eastAsiaTheme="majorEastAsia" w:hAnsiTheme="majorHAnsi"/>
-      <w:color w:themeColor="accent1" w:val="4F81BD"/>
-      <w:sz w:val="24"/>
+      <w:rFonts w:ascii="Times New Roman" w:asciiTheme="majorHAnsi" w:cstheme="majorBidi" w:eastAsia="Times New Roman" w:eastAsiaTheme="majorEastAsia" w:hAnsi="Times New Roman" w:hAnsiTheme="majorHAnsi"/>
+      <w:color w:val="000000"/>
+      <w:sz w:val="26"/>
       <w:szCs w:val="24"/>
     </w:rPr>
   </w:style>
@@ -16560,13 +16599,14 @@
     <w:pPr>
       <w:keepNext/>
       <w:keepLines/>
-      <w:spacing w:after="0" w:before="200"/>
+      <w:spacing w:after="0" w:before="200" w:line="288" w:lineRule="auto"/>
+      <w:jc w:val="both"/>
       <w:outlineLvl w:val="8"/>
     </w:pPr>
     <w:rPr>
-      <w:rFonts w:asciiTheme="majorHAnsi" w:cstheme="majorBidi" w:eastAsiaTheme="majorEastAsia" w:hAnsiTheme="majorHAnsi"/>
-      <w:color w:themeColor="accent1" w:val="4F81BD"/>
-      <w:sz w:val="24"/>
+      <w:rFonts w:ascii="Times New Roman" w:asciiTheme="majorHAnsi" w:cstheme="majorBidi" w:eastAsia="Times New Roman" w:eastAsiaTheme="majorEastAsia" w:hAnsi="Times New Roman" w:hAnsiTheme="majorHAnsi"/>
+      <w:color w:val="000000"/>
+      <w:sz w:val="26"/>
       <w:szCs w:val="24"/>
     </w:rPr>
   </w:style>
@@ -16578,9 +16618,15 @@
     <w:unhideWhenUsed/>
     <w:qFormat/>
     <w:pPr>
-      <w:spacing w:after="100" w:before="100"/>
+      <w:spacing w:after="100" w:before="100" w:line="288" w:lineRule="auto"/>
       <w:ind w:firstLine="0" w:left="480" w:right="480"/>
+      <w:jc w:val="both"/>
     </w:pPr>
+    <w:rPr>
+      <w:rFonts w:ascii="Times New Roman" w:eastAsia="Times New Roman" w:hAnsi="Times New Roman"/>
+      <w:color w:val="000000"/>
+      <w:sz w:val="26"/>
+    </w:rPr>
   </w:style>
   <w:style w:styleId="FootnoteText" w:type="paragraph">
     <w:name w:val="Footnote Text"/>
@@ -16589,11 +16635,25 @@
     <w:uiPriority w:val="9"/>
     <w:unhideWhenUsed/>
     <w:qFormat/>
+    <w:pPr>
+      <w:spacing w:line="288" w:lineRule="auto"/>
+      <w:jc w:val="both"/>
+    </w:pPr>
+    <w:rPr>
+      <w:rFonts w:ascii="Times New Roman" w:eastAsia="Times New Roman" w:hAnsi="Times New Roman"/>
+      <w:color w:val="000000"/>
+      <w:sz w:val="26"/>
+    </w:rPr>
   </w:style>
   <w:style w:default="1" w:styleId="DefaultParagraphFont" w:type="character">
     <w:name w:val="Default Paragraph Font"/>
     <w:semiHidden/>
     <w:unhideWhenUsed/>
+    <w:rPr>
+      <w:rFonts w:ascii="Times New Roman" w:eastAsia="Times New Roman" w:hAnsi="Times New Roman"/>
+      <w:color w:val="000000"/>
+      <w:sz w:val="26"/>
+    </w:rPr>
   </w:style>
   <w:style w:default="1" w:styleId="Table" w:type="table">
     <w:name w:val="Table"/>
@@ -16601,6 +16661,15 @@
     <w:semiHidden/>
     <w:unhideWhenUsed/>
     <w:qFormat/>
+    <w:pPr>
+      <w:spacing w:line="288" w:lineRule="auto"/>
+      <w:jc w:val="both"/>
+    </w:pPr>
+    <w:rPr>
+      <w:rFonts w:ascii="Times New Roman" w:eastAsia="Times New Roman" w:hAnsi="Times New Roman"/>
+      <w:color w:val="000000"/>
+      <w:sz w:val="26"/>
+    </w:rPr>
     <w:tblPr>
       <w:tblInd w:type="dxa" w:w="0"/>
       <w:tblCellMar>
@@ -16633,25 +16702,42 @@
     <w:pPr>
       <w:keepNext/>
       <w:keepLines/>
-      <w:spacing w:after="0"/>
+      <w:spacing w:after="0" w:line="288" w:lineRule="auto"/>
+      <w:jc w:val="both"/>
     </w:pPr>
     <w:rPr>
+      <w:rFonts w:ascii="Times New Roman" w:eastAsia="Times New Roman" w:hAnsi="Times New Roman"/>
       <w:b/>
+      <w:color w:val="000000"/>
+      <w:sz w:val="26"/>
     </w:rPr>
   </w:style>
   <w:style w:customStyle="1" w:styleId="Definition" w:type="paragraph">
     <w:name w:val="Definition"/>
     <w:basedOn w:val="Normal"/>
+    <w:pPr>
+      <w:spacing w:line="288" w:lineRule="auto"/>
+      <w:jc w:val="both"/>
+    </w:pPr>
+    <w:rPr>
+      <w:rFonts w:ascii="Times New Roman" w:eastAsia="Times New Roman" w:hAnsi="Times New Roman"/>
+      <w:color w:val="000000"/>
+      <w:sz w:val="26"/>
+    </w:rPr>
   </w:style>
   <w:style w:styleId="Caption" w:type="paragraph">
     <w:name w:val="Caption"/>
     <w:basedOn w:val="Normal"/>
     <w:link w:val="BodyTextChar"/>
     <w:pPr>
-      <w:spacing w:after="120" w:before="0"/>
+      <w:spacing w:after="120" w:before="0" w:line="288" w:lineRule="auto"/>
+      <w:jc w:val="both"/>
     </w:pPr>
     <w:rPr>
+      <w:rFonts w:ascii="Times New Roman" w:eastAsia="Times New Roman" w:hAnsi="Times New Roman"/>
       <w:i/>
+      <w:color w:val="000000"/>
+      <w:sz w:val="26"/>
     </w:rPr>
   </w:style>
   <w:style w:customStyle="1" w:styleId="TableCaption" w:type="paragraph">
@@ -16659,44 +16745,90 @@
     <w:basedOn w:val="Caption"/>
     <w:pPr>
       <w:keepNext/>
+      <w:spacing w:line="288" w:lineRule="auto"/>
+      <w:jc w:val="both"/>
     </w:pPr>
+    <w:rPr>
+      <w:rFonts w:ascii="Times New Roman" w:eastAsia="Times New Roman" w:hAnsi="Times New Roman"/>
+      <w:color w:val="000000"/>
+      <w:sz w:val="26"/>
+    </w:rPr>
   </w:style>
   <w:style w:customStyle="1" w:styleId="ImageCaption" w:type="paragraph">
     <w:name w:val="Image Caption"/>
     <w:basedOn w:val="Caption"/>
+    <w:pPr>
+      <w:spacing w:line="288" w:lineRule="auto"/>
+      <w:jc w:val="both"/>
+    </w:pPr>
+    <w:rPr>
+      <w:rFonts w:ascii="Times New Roman" w:eastAsia="Times New Roman" w:hAnsi="Times New Roman"/>
+      <w:color w:val="000000"/>
+      <w:sz w:val="26"/>
+    </w:rPr>
   </w:style>
   <w:style w:customStyle="1" w:styleId="Figure" w:type="paragraph">
     <w:name w:val="Figure"/>
     <w:basedOn w:val="Normal"/>
+    <w:pPr>
+      <w:spacing w:line="288" w:lineRule="auto"/>
+      <w:jc w:val="both"/>
+    </w:pPr>
+    <w:rPr>
+      <w:rFonts w:ascii="Times New Roman" w:eastAsia="Times New Roman" w:hAnsi="Times New Roman"/>
+      <w:color w:val="000000"/>
+      <w:sz w:val="26"/>
+    </w:rPr>
   </w:style>
   <w:style w:customStyle="1" w:styleId="CaptionedFigure" w:type="paragraph">
     <w:name w:val="Captioned Figure"/>
     <w:basedOn w:val="Figure"/>
     <w:pPr>
       <w:keepNext/>
+      <w:spacing w:line="288" w:lineRule="auto"/>
+      <w:jc w:val="both"/>
     </w:pPr>
+    <w:rPr>
+      <w:rFonts w:ascii="Times New Roman" w:eastAsia="Times New Roman" w:hAnsi="Times New Roman"/>
+      <w:color w:val="000000"/>
+      <w:sz w:val="26"/>
+    </w:rPr>
   </w:style>
   <w:style w:customStyle="1" w:styleId="BodyTextChar" w:type="character">
     <w:name w:val="Body Text Char"/>
     <w:basedOn w:val="DefaultParagraphFont"/>
     <w:link w:val="BodyText"/>
+    <w:rPr>
+      <w:rFonts w:ascii="Times New Roman" w:eastAsia="Times New Roman" w:hAnsi="Times New Roman"/>
+      <w:color w:val="000000"/>
+      <w:sz w:val="26"/>
+    </w:rPr>
   </w:style>
   <w:style w:customStyle="1" w:styleId="VerbatimChar" w:type="character">
     <w:name w:val="Verbatim Char"/>
     <w:basedOn w:val="BodyTextChar"/>
     <w:rPr>
-      <w:rFonts w:ascii="Consolas" w:hAnsi="Consolas"/>
-      <w:sz w:val="22"/>
+      <w:rFonts w:ascii="Times New Roman" w:eastAsia="Times New Roman" w:hAnsi="Times New Roman"/>
+      <w:color w:val="000000"/>
+      <w:sz w:val="26"/>
     </w:rPr>
   </w:style>
   <w:style w:customStyle="1" w:styleId="SectionNumber" w:type="character">
     <w:name w:val="Section Number"/>
     <w:basedOn w:val="BodyTextChar"/>
+    <w:rPr>
+      <w:rFonts w:ascii="Times New Roman" w:eastAsia="Times New Roman" w:hAnsi="Times New Roman"/>
+      <w:color w:val="000000"/>
+      <w:sz w:val="26"/>
+    </w:rPr>
   </w:style>
   <w:style w:styleId="FootnoteReference" w:type="character">
     <w:name w:val="Footnote Reference"/>
     <w:basedOn w:val="BodyTextChar"/>
     <w:rPr>
+      <w:rFonts w:ascii="Times New Roman" w:eastAsia="Times New Roman" w:hAnsi="Times New Roman"/>
+      <w:color w:val="000000"/>
+      <w:sz w:val="26"/>
       <w:vertAlign w:val="superscript"/>
     </w:rPr>
   </w:style>
@@ -16704,7 +16836,9 @@
     <w:name w:val="Hyperlink"/>
     <w:basedOn w:val="BodyTextChar"/>
     <w:rPr>
-      <w:color w:themeColor="accent1" w:val="4F81BD"/>
+      <w:rFonts w:ascii="Times New Roman" w:eastAsia="Times New Roman" w:hAnsi="Times New Roman"/>
+      <w:color w:val="000000"/>
+      <w:sz w:val="26"/>
     </w:rPr>
   </w:style>
   <w:style w:styleId="TOCHeading" w:type="paragraph">
@@ -16715,14 +16849,16 @@
     <w:unhideWhenUsed/>
     <w:qFormat/>
     <w:pPr>
-      <w:spacing w:before="240" w:line="259" w:lineRule="auto"/>
+      <w:spacing w:before="240" w:line="288" w:lineRule="auto"/>
+      <w:jc w:val="both"/>
       <w:outlineLvl w:val="9"/>
     </w:pPr>
     <w:rPr>
-      <w:rFonts w:asciiTheme="majorHAnsi" w:cstheme="majorBidi" w:eastAsiaTheme="majorEastAsia" w:hAnsiTheme="majorHAnsi"/>
+      <w:rFonts w:ascii="Times New Roman" w:asciiTheme="majorHAnsi" w:cstheme="majorBidi" w:eastAsia="Times New Roman" w:eastAsiaTheme="majorEastAsia" w:hAnsi="Times New Roman" w:hAnsiTheme="majorHAnsi"/>
       <w:b w:val="0"/>
       <w:bCs w:val="0"/>
-      <w:color w:themeColor="accent1" w:themeShade="BF" w:val="365F91"/>
+      <w:color w:val="000000"/>
+      <w:sz w:val="26"/>
     </w:rPr>
   </w:style>
   <w:style w:type="paragraph" w:customStyle="1" w:styleId="SourceCode">

--- a/thesis/chuong_4_ket_qua_vi.docx
+++ b/thesis/chuong_4_ket_qua_vi.docx
@@ -48,7 +48,87 @@
         <w:pStyle w:val="BodyText"/>
       </w:pPr>
       <w:r>
-        <w:t xml:space="preserve">Đọc xuyên suốt, chương này không phải một chuỗi kết quả rời rạc mà là bằng chứng cho một</w:t>
+        <w:t xml:space="preserve">Đọc xuyên suốt, chương này không phải một chuỗi kết quả rời rạc mà là bằng chứng kiểm định cho</w:t>
+      </w:r>
+      <w:r>
+        <w:t xml:space="preserve"> </w:t>
+      </w:r>
+      <w:r>
+        <w:rPr>
+          <w:bCs/>
+          <w:b/>
+        </w:rPr>
+        <w:t xml:space="preserve">khung lý thuyết phân tầng CIMT–ICRV–CDCM</w:t>
+      </w:r>
+      <w:r>
+        <w:t xml:space="preserve"> </w:t>
+      </w:r>
+      <w:r>
+        <w:t xml:space="preserve">đã thiết lập ở Chương 2 §2.5: kết quả phân tích tổng hợp (§4.2) và phân tích đa quốc gia (§4.3) kiểm định</w:t>
+      </w:r>
+      <w:r>
+        <w:t xml:space="preserve"> </w:t>
+      </w:r>
+      <w:r>
+        <w:rPr>
+          <w:iCs/>
+          <w:i/>
+        </w:rPr>
+        <w:t xml:space="preserve">cơ chế CIMT</w:t>
+      </w:r>
+      <w:r>
+        <w:t xml:space="preserve"> </w:t>
+      </w:r>
+      <w:r>
+        <w:t xml:space="preserve">(3 kênh rent protection / LoF attenuation / institutional-void amplification); dải biến thiên theo</w:t>
+      </w:r>
+      <w:r>
+        <w:t xml:space="preserve"> </w:t>
+      </w:r>
+      <w:r>
+        <w:rPr>
+          <w:iCs/>
+          <w:i/>
+        </w:rPr>
+        <w:t xml:space="preserve">taxonomy ICRV</w:t>
+      </w:r>
+      <w:r>
+        <w:t xml:space="preserve"> </w:t>
+      </w:r>
+      <w:r>
+        <w:t xml:space="preserve">hiện rõ ở §4.3 + §4.4;</w:t>
+      </w:r>
+      <w:r>
+        <w:t xml:space="preserve"> </w:t>
+      </w:r>
+      <w:r>
+        <w:rPr>
+          <w:iCs/>
+          <w:i/>
+        </w:rPr>
+        <w:t xml:space="preserve">signature CDCM</w:t>
+      </w:r>
+      <w:r>
+        <w:t xml:space="preserve"> </w:t>
+      </w:r>
+      <w:r>
+        <w:t xml:space="preserve">được kiểm định qua tương tác DAI × ICRV (§4.3) và bốn nghiên cứu đơn quốc gia (§4.4 + §4.5). Theo logic này, mỗi nghiên cứu thành phần là một</w:t>
+      </w:r>
+      <w:r>
+        <w:t xml:space="preserve"> </w:t>
+      </w:r>
+      <w:r>
+        <w:rPr>
+          <w:iCs/>
+          <w:i/>
+        </w:rPr>
+        <w:t xml:space="preserve">observable signature</w:t>
+      </w:r>
+      <w:r>
+        <w:t xml:space="preserve"> </w:t>
+      </w:r>
+      <w:r>
+        <w:t xml:space="preserve">của CIMT tại một vị trí cụ thể trên dải ICRV: chế độ thể chế ICRV vận hành như</w:t>
       </w:r>
       <w:r>
         <w:t xml:space="preserve"> </w:t>
@@ -61,7 +141,10 @@
         <w:t xml:space="preserve">bản đồ địa hình xuất khẩu chiến lược (strategic export topography)</w:t>
       </w:r>
       <w:r>
-        <w:t xml:space="preserve">, trên đó chế độ thể chế ICRV vận hành như một bộ lọc chi phí giao dịch định vị nơi quan hệ I-P đạt đỉnh hay đảo chiều. Bốn phát hiện nổi bật neo giữ mạch lập luận đó và được nêu lên ngay từ đầu thay vì để ẩn trong các tiểu mục. Thứ nhất, hiệu chỉnh thiên lệch công bố ở phân tích tổng hợp khẳng định</w:t>
+        <w:t xml:space="preserve"> </w:t>
+      </w:r>
+      <w:r>
+        <w:t xml:space="preserve">mà luận án xây dựng, tức bộ lọc chi phí giao dịch định vị nơi quan hệ I-P đạt đỉnh hay đảo chiều. Bốn phát hiện nổi bật neo giữ mạch lập luận đó và được nêu lên ngay từ đầu thay vì để ẩn trong các tiểu mục. Thứ nhất, hiệu chỉnh thiên lệch công bố ở phân tích tổng hợp khẳng định</w:t>
       </w:r>
       <w:r>
         <w:t xml:space="preserve"> </w:t>

--- a/thesis/chuong_4_ket_qua_vi.docx
+++ b/thesis/chuong_4_ket_qua_vi.docx
@@ -16321,7 +16321,8 @@
     <w:name w:val="Normal"/>
     <w:qFormat/>
     <w:pPr>
-      <w:spacing w:line="288" w:lineRule="auto"/>
+      <w:ind w:firstLine="567"/>
+      <w:spacing w:line="360" w:lineRule="auto"/>
       <w:jc w:val="both"/>
     </w:pPr>
     <w:rPr>
@@ -16335,7 +16336,7 @@
     <w:basedOn w:val="Normal"/>
     <w:link w:val="BodyTextChar"/>
     <w:pPr>
-      <w:spacing w:after="180" w:before="180" w:line="288" w:lineRule="auto"/>
+      <w:spacing w:after="180" w:before="180" w:line="360" w:lineRule="auto"/>
       <w:jc w:val="both"/>
     </w:pPr>
     <w:qFormat/>
@@ -16351,7 +16352,7 @@
     <w:next w:val="BodyText"/>
     <w:qFormat/>
     <w:pPr>
-      <w:spacing w:line="288" w:lineRule="auto"/>
+      <w:spacing w:line="360" w:lineRule="auto"/>
       <w:jc w:val="both"/>
     </w:pPr>
     <w:rPr>
@@ -16365,7 +16366,7 @@
     <w:basedOn w:val="BodyText"/>
     <w:qFormat/>
     <w:pPr>
-      <w:spacing w:after="36" w:before="36" w:line="288" w:lineRule="auto"/>
+      <w:spacing w:after="36" w:before="36" w:line="360" w:lineRule="auto"/>
       <w:jc w:val="both"/>
     </w:pPr>
     <w:rPr>
@@ -16382,7 +16383,7 @@
     <w:pPr>
       <w:keepNext/>
       <w:keepLines/>
-      <w:spacing w:after="240" w:before="480" w:line="288" w:lineRule="auto"/>
+      <w:spacing w:after="240" w:before="480" w:line="360" w:lineRule="auto"/>
       <w:jc w:val="both"/>
     </w:pPr>
     <w:rPr>
@@ -16402,7 +16403,7 @@
     <w:pPr>
       <w:keepNext/>
       <w:keepLines/>
-      <w:spacing w:after="240" w:before="240" w:line="288" w:lineRule="auto"/>
+      <w:spacing w:after="240" w:before="240" w:line="360" w:lineRule="auto"/>
       <w:jc w:val="both"/>
     </w:pPr>
     <w:rPr>
@@ -16419,7 +16420,7 @@
     <w:pPr>
       <w:keepNext/>
       <w:keepLines/>
-      <w:spacing w:line="288" w:lineRule="auto"/>
+      <w:spacing w:line="360" w:lineRule="auto"/>
       <w:jc w:val="both"/>
     </w:pPr>
     <w:rPr>
@@ -16435,7 +16436,7 @@
     <w:pPr>
       <w:keepNext/>
       <w:keepLines/>
-      <w:spacing w:line="288" w:lineRule="auto"/>
+      <w:spacing w:line="360" w:lineRule="auto"/>
       <w:jc w:val="both"/>
     </w:pPr>
     <w:rPr>
@@ -16453,7 +16454,7 @@
       <w:keepNext/>
       <w:keepLines/>
       <w:jc w:val="both"/>
-      <w:spacing w:after="0" w:before="300" w:line="288" w:lineRule="auto"/>
+      <w:spacing w:after="0" w:before="300" w:line="360" w:lineRule="auto"/>
     </w:pPr>
     <w:rPr>
       <w:color w:val="000000"/>
@@ -16471,7 +16472,7 @@
     <w:pPr>
       <w:keepNext/>
       <w:keepLines/>
-      <w:spacing w:after="300" w:before="100" w:line="288" w:lineRule="auto"/>
+      <w:spacing w:after="300" w:before="100" w:line="360" w:lineRule="auto"/>
       <w:jc w:val="both"/>
     </w:pPr>
     <w:rPr>
@@ -16487,7 +16488,7 @@
     <w:next w:val="Bibliography"/>
     <w:qFormat/>
     <w:pPr>
-      <w:spacing w:line="288" w:lineRule="auto"/>
+      <w:spacing w:line="360" w:lineRule="auto"/>
       <w:jc w:val="both"/>
     </w:pPr>
     <w:rPr>
@@ -16505,8 +16506,8 @@
     <w:pPr>
       <w:keepNext/>
       <w:keepLines/>
-      <w:spacing w:after="0" w:before="480" w:line="288" w:lineRule="auto"/>
-      <w:jc w:val="both"/>
+      <w:spacing w:after="0" w:before="480" w:line="360" w:lineRule="auto"/>
+      <w:jc w:val="center"/>
       <w:outlineLvl w:val="0"/>
     </w:pPr>
     <w:rPr>
@@ -16514,7 +16515,7 @@
       <w:b/>
       <w:bCs/>
       <w:color w:val="000000"/>
-      <w:sz w:val="26"/>
+      <w:sz w:val="32"/>
       <w:szCs w:val="32"/>
     </w:rPr>
   </w:style>
@@ -16528,7 +16529,7 @@
     <w:pPr>
       <w:keepNext/>
       <w:keepLines/>
-      <w:spacing w:after="0" w:before="200" w:line="288" w:lineRule="auto"/>
+      <w:spacing w:after="0" w:before="200" w:line="360" w:lineRule="auto"/>
       <w:jc w:val="both"/>
       <w:outlineLvl w:val="1"/>
     </w:pPr>
@@ -16537,7 +16538,7 @@
       <w:b/>
       <w:bCs/>
       <w:color w:val="000000"/>
-      <w:sz w:val="26"/>
+      <w:sz w:val="28"/>
       <w:szCs w:val="28"/>
     </w:rPr>
   </w:style>
@@ -16551,7 +16552,7 @@
     <w:pPr>
       <w:keepNext/>
       <w:keepLines/>
-      <w:spacing w:after="0" w:before="200" w:line="288" w:lineRule="auto"/>
+      <w:spacing w:after="0" w:before="200" w:line="360" w:lineRule="auto"/>
       <w:jc w:val="both"/>
       <w:outlineLvl w:val="2"/>
     </w:pPr>
@@ -16574,7 +16575,7 @@
     <w:pPr>
       <w:keepNext/>
       <w:keepLines/>
-      <w:spacing w:after="0" w:before="200" w:line="288" w:lineRule="auto"/>
+      <w:spacing w:after="0" w:before="200" w:line="360" w:lineRule="auto"/>
       <w:jc w:val="both"/>
       <w:outlineLvl w:val="3"/>
     </w:pPr>
@@ -16597,7 +16598,7 @@
     <w:pPr>
       <w:keepNext/>
       <w:keepLines/>
-      <w:spacing w:after="0" w:before="200" w:line="288" w:lineRule="auto"/>
+      <w:spacing w:after="0" w:before="200" w:line="360" w:lineRule="auto"/>
       <w:jc w:val="both"/>
       <w:outlineLvl w:val="4"/>
     </w:pPr>
@@ -16619,7 +16620,7 @@
     <w:pPr>
       <w:keepNext/>
       <w:keepLines/>
-      <w:spacing w:after="0" w:before="200" w:line="288" w:lineRule="auto"/>
+      <w:spacing w:after="0" w:before="200" w:line="360" w:lineRule="auto"/>
       <w:jc w:val="both"/>
       <w:outlineLvl w:val="5"/>
     </w:pPr>
@@ -16640,7 +16641,7 @@
     <w:pPr>
       <w:keepNext/>
       <w:keepLines/>
-      <w:spacing w:after="0" w:before="200" w:line="288" w:lineRule="auto"/>
+      <w:spacing w:after="0" w:before="200" w:line="360" w:lineRule="auto"/>
       <w:jc w:val="both"/>
       <w:outlineLvl w:val="6"/>
     </w:pPr>
@@ -16661,7 +16662,7 @@
     <w:pPr>
       <w:keepNext/>
       <w:keepLines/>
-      <w:spacing w:after="0" w:before="200" w:line="288" w:lineRule="auto"/>
+      <w:spacing w:after="0" w:before="200" w:line="360" w:lineRule="auto"/>
       <w:jc w:val="both"/>
       <w:outlineLvl w:val="7"/>
     </w:pPr>
@@ -16682,7 +16683,7 @@
     <w:pPr>
       <w:keepNext/>
       <w:keepLines/>
-      <w:spacing w:after="0" w:before="200" w:line="288" w:lineRule="auto"/>
+      <w:spacing w:after="0" w:before="200" w:line="360" w:lineRule="auto"/>
       <w:jc w:val="both"/>
       <w:outlineLvl w:val="8"/>
     </w:pPr>
@@ -16701,7 +16702,7 @@
     <w:unhideWhenUsed/>
     <w:qFormat/>
     <w:pPr>
-      <w:spacing w:after="100" w:before="100" w:line="288" w:lineRule="auto"/>
+      <w:spacing w:after="100" w:before="100" w:line="360" w:lineRule="auto"/>
       <w:ind w:firstLine="0" w:left="480" w:right="480"/>
       <w:jc w:val="both"/>
     </w:pPr>
@@ -16719,7 +16720,7 @@
     <w:unhideWhenUsed/>
     <w:qFormat/>
     <w:pPr>
-      <w:spacing w:line="288" w:lineRule="auto"/>
+      <w:spacing w:line="360" w:lineRule="auto"/>
       <w:jc w:val="both"/>
     </w:pPr>
     <w:rPr>
@@ -16745,7 +16746,7 @@
     <w:unhideWhenUsed/>
     <w:qFormat/>
     <w:pPr>
-      <w:spacing w:line="288" w:lineRule="auto"/>
+      <w:spacing w:line="360" w:lineRule="auto"/>
       <w:jc w:val="both"/>
     </w:pPr>
     <w:rPr>
@@ -16785,7 +16786,7 @@
     <w:pPr>
       <w:keepNext/>
       <w:keepLines/>
-      <w:spacing w:after="0" w:line="288" w:lineRule="auto"/>
+      <w:spacing w:after="0" w:line="360" w:lineRule="auto"/>
       <w:jc w:val="both"/>
     </w:pPr>
     <w:rPr>
@@ -16799,7 +16800,7 @@
     <w:name w:val="Definition"/>
     <w:basedOn w:val="Normal"/>
     <w:pPr>
-      <w:spacing w:line="288" w:lineRule="auto"/>
+      <w:spacing w:line="360" w:lineRule="auto"/>
       <w:jc w:val="both"/>
     </w:pPr>
     <w:rPr>
@@ -16813,7 +16814,7 @@
     <w:basedOn w:val="Normal"/>
     <w:link w:val="BodyTextChar"/>
     <w:pPr>
-      <w:spacing w:after="120" w:before="0" w:line="288" w:lineRule="auto"/>
+      <w:spacing w:after="120" w:before="0" w:line="360" w:lineRule="auto"/>
       <w:jc w:val="both"/>
     </w:pPr>
     <w:rPr>
@@ -16828,7 +16829,7 @@
     <w:basedOn w:val="Caption"/>
     <w:pPr>
       <w:keepNext/>
-      <w:spacing w:line="288" w:lineRule="auto"/>
+      <w:spacing w:line="360" w:lineRule="auto"/>
       <w:jc w:val="both"/>
     </w:pPr>
     <w:rPr>
@@ -16841,7 +16842,7 @@
     <w:name w:val="Image Caption"/>
     <w:basedOn w:val="Caption"/>
     <w:pPr>
-      <w:spacing w:line="288" w:lineRule="auto"/>
+      <w:spacing w:line="360" w:lineRule="auto"/>
       <w:jc w:val="both"/>
     </w:pPr>
     <w:rPr>
@@ -16854,7 +16855,7 @@
     <w:name w:val="Figure"/>
     <w:basedOn w:val="Normal"/>
     <w:pPr>
-      <w:spacing w:line="288" w:lineRule="auto"/>
+      <w:spacing w:line="360" w:lineRule="auto"/>
       <w:jc w:val="both"/>
     </w:pPr>
     <w:rPr>
@@ -16868,7 +16869,7 @@
     <w:basedOn w:val="Figure"/>
     <w:pPr>
       <w:keepNext/>
-      <w:spacing w:line="288" w:lineRule="auto"/>
+      <w:spacing w:line="360" w:lineRule="auto"/>
       <w:jc w:val="both"/>
     </w:pPr>
     <w:rPr>
@@ -16932,7 +16933,7 @@
     <w:unhideWhenUsed/>
     <w:qFormat/>
     <w:pPr>
-      <w:spacing w:before="240" w:line="288" w:lineRule="auto"/>
+      <w:spacing w:before="240" w:line="360" w:lineRule="auto"/>
       <w:jc w:val="both"/>
       <w:outlineLvl w:val="9"/>
     </w:pPr>

--- a/thesis/chuong_4_ket_qua_vi.docx
+++ b/thesis/chuong_4_ket_qua_vi.docx
@@ -16322,7 +16322,7 @@
     <w:qFormat/>
     <w:pPr>
       <w:ind w:firstLine="567"/>
-      <w:spacing w:line="360" w:lineRule="auto"/>
+      <w:spacing w:line="288" w:lineRule="auto"/>
       <w:jc w:val="both"/>
     </w:pPr>
     <w:rPr>
@@ -16336,7 +16336,7 @@
     <w:basedOn w:val="Normal"/>
     <w:link w:val="BodyTextChar"/>
     <w:pPr>
-      <w:spacing w:after="180" w:before="180" w:line="360" w:lineRule="auto"/>
+      <w:spacing w:after="180" w:before="180" w:line="288" w:lineRule="auto"/>
       <w:jc w:val="both"/>
     </w:pPr>
     <w:qFormat/>
@@ -16352,7 +16352,7 @@
     <w:next w:val="BodyText"/>
     <w:qFormat/>
     <w:pPr>
-      <w:spacing w:line="360" w:lineRule="auto"/>
+      <w:spacing w:line="288" w:lineRule="auto"/>
       <w:jc w:val="both"/>
     </w:pPr>
     <w:rPr>
@@ -16366,7 +16366,7 @@
     <w:basedOn w:val="BodyText"/>
     <w:qFormat/>
     <w:pPr>
-      <w:spacing w:after="36" w:before="36" w:line="360" w:lineRule="auto"/>
+      <w:spacing w:after="36" w:before="36" w:line="288" w:lineRule="auto"/>
       <w:jc w:val="both"/>
     </w:pPr>
     <w:rPr>
@@ -16383,7 +16383,7 @@
     <w:pPr>
       <w:keepNext/>
       <w:keepLines/>
-      <w:spacing w:after="240" w:before="480" w:line="360" w:lineRule="auto"/>
+      <w:spacing w:after="240" w:before="480" w:line="288" w:lineRule="auto"/>
       <w:jc w:val="both"/>
     </w:pPr>
     <w:rPr>
@@ -16403,7 +16403,7 @@
     <w:pPr>
       <w:keepNext/>
       <w:keepLines/>
-      <w:spacing w:after="240" w:before="240" w:line="360" w:lineRule="auto"/>
+      <w:spacing w:after="240" w:before="240" w:line="288" w:lineRule="auto"/>
       <w:jc w:val="both"/>
     </w:pPr>
     <w:rPr>
@@ -16420,7 +16420,7 @@
     <w:pPr>
       <w:keepNext/>
       <w:keepLines/>
-      <w:spacing w:line="360" w:lineRule="auto"/>
+      <w:spacing w:line="288" w:lineRule="auto"/>
       <w:jc w:val="both"/>
     </w:pPr>
     <w:rPr>
@@ -16436,7 +16436,7 @@
     <w:pPr>
       <w:keepNext/>
       <w:keepLines/>
-      <w:spacing w:line="360" w:lineRule="auto"/>
+      <w:spacing w:line="288" w:lineRule="auto"/>
       <w:jc w:val="both"/>
     </w:pPr>
     <w:rPr>
@@ -16454,7 +16454,7 @@
       <w:keepNext/>
       <w:keepLines/>
       <w:jc w:val="both"/>
-      <w:spacing w:after="0" w:before="300" w:line="360" w:lineRule="auto"/>
+      <w:spacing w:after="0" w:before="300" w:line="288" w:lineRule="auto"/>
     </w:pPr>
     <w:rPr>
       <w:color w:val="000000"/>
@@ -16472,7 +16472,7 @@
     <w:pPr>
       <w:keepNext/>
       <w:keepLines/>
-      <w:spacing w:after="300" w:before="100" w:line="360" w:lineRule="auto"/>
+      <w:spacing w:after="300" w:before="100" w:line="288" w:lineRule="auto"/>
       <w:jc w:val="both"/>
     </w:pPr>
     <w:rPr>
@@ -16488,7 +16488,7 @@
     <w:next w:val="Bibliography"/>
     <w:qFormat/>
     <w:pPr>
-      <w:spacing w:line="360" w:lineRule="auto"/>
+      <w:spacing w:line="288" w:lineRule="auto"/>
       <w:jc w:val="both"/>
     </w:pPr>
     <w:rPr>
@@ -16506,7 +16506,7 @@
     <w:pPr>
       <w:keepNext/>
       <w:keepLines/>
-      <w:spacing w:after="0" w:before="480" w:line="360" w:lineRule="auto"/>
+      <w:spacing w:after="0" w:before="480" w:line="288" w:lineRule="auto"/>
       <w:jc w:val="center"/>
       <w:outlineLvl w:val="0"/>
     </w:pPr>
@@ -16515,7 +16515,7 @@
       <w:b/>
       <w:bCs/>
       <w:color w:val="000000"/>
-      <w:sz w:val="32"/>
+      <w:sz w:val="28"/>
       <w:szCs w:val="32"/>
     </w:rPr>
   </w:style>
@@ -16529,7 +16529,7 @@
     <w:pPr>
       <w:keepNext/>
       <w:keepLines/>
-      <w:spacing w:after="0" w:before="200" w:line="360" w:lineRule="auto"/>
+      <w:spacing w:after="0" w:before="200" w:line="288" w:lineRule="auto"/>
       <w:jc w:val="both"/>
       <w:outlineLvl w:val="1"/>
     </w:pPr>
@@ -16538,7 +16538,7 @@
       <w:b/>
       <w:bCs/>
       <w:color w:val="000000"/>
-      <w:sz w:val="28"/>
+      <w:sz w:val="26"/>
       <w:szCs w:val="28"/>
     </w:rPr>
   </w:style>
@@ -16552,7 +16552,7 @@
     <w:pPr>
       <w:keepNext/>
       <w:keepLines/>
-      <w:spacing w:after="0" w:before="200" w:line="360" w:lineRule="auto"/>
+      <w:spacing w:after="0" w:before="200" w:line="288" w:lineRule="auto"/>
       <w:jc w:val="both"/>
       <w:outlineLvl w:val="2"/>
     </w:pPr>
@@ -16575,7 +16575,7 @@
     <w:pPr>
       <w:keepNext/>
       <w:keepLines/>
-      <w:spacing w:after="0" w:before="200" w:line="360" w:lineRule="auto"/>
+      <w:spacing w:after="0" w:before="200" w:line="288" w:lineRule="auto"/>
       <w:jc w:val="both"/>
       <w:outlineLvl w:val="3"/>
     </w:pPr>
@@ -16598,7 +16598,7 @@
     <w:pPr>
       <w:keepNext/>
       <w:keepLines/>
-      <w:spacing w:after="0" w:before="200" w:line="360" w:lineRule="auto"/>
+      <w:spacing w:after="0" w:before="200" w:line="288" w:lineRule="auto"/>
       <w:jc w:val="both"/>
       <w:outlineLvl w:val="4"/>
     </w:pPr>
@@ -16620,7 +16620,7 @@
     <w:pPr>
       <w:keepNext/>
       <w:keepLines/>
-      <w:spacing w:after="0" w:before="200" w:line="360" w:lineRule="auto"/>
+      <w:spacing w:after="0" w:before="200" w:line="288" w:lineRule="auto"/>
       <w:jc w:val="both"/>
       <w:outlineLvl w:val="5"/>
     </w:pPr>
@@ -16641,7 +16641,7 @@
     <w:pPr>
       <w:keepNext/>
       <w:keepLines/>
-      <w:spacing w:after="0" w:before="200" w:line="360" w:lineRule="auto"/>
+      <w:spacing w:after="0" w:before="200" w:line="288" w:lineRule="auto"/>
       <w:jc w:val="both"/>
       <w:outlineLvl w:val="6"/>
     </w:pPr>
@@ -16662,7 +16662,7 @@
     <w:pPr>
       <w:keepNext/>
       <w:keepLines/>
-      <w:spacing w:after="0" w:before="200" w:line="360" w:lineRule="auto"/>
+      <w:spacing w:after="0" w:before="200" w:line="288" w:lineRule="auto"/>
       <w:jc w:val="both"/>
       <w:outlineLvl w:val="7"/>
     </w:pPr>
@@ -16683,7 +16683,7 @@
     <w:pPr>
       <w:keepNext/>
       <w:keepLines/>
-      <w:spacing w:after="0" w:before="200" w:line="360" w:lineRule="auto"/>
+      <w:spacing w:after="0" w:before="200" w:line="288" w:lineRule="auto"/>
       <w:jc w:val="both"/>
       <w:outlineLvl w:val="8"/>
     </w:pPr>
@@ -16702,7 +16702,7 @@
     <w:unhideWhenUsed/>
     <w:qFormat/>
     <w:pPr>
-      <w:spacing w:after="100" w:before="100" w:line="360" w:lineRule="auto"/>
+      <w:spacing w:after="100" w:before="100" w:line="288" w:lineRule="auto"/>
       <w:ind w:firstLine="0" w:left="480" w:right="480"/>
       <w:jc w:val="both"/>
     </w:pPr>
@@ -16720,7 +16720,7 @@
     <w:unhideWhenUsed/>
     <w:qFormat/>
     <w:pPr>
-      <w:spacing w:line="360" w:lineRule="auto"/>
+      <w:spacing w:line="288" w:lineRule="auto"/>
       <w:jc w:val="both"/>
     </w:pPr>
     <w:rPr>
@@ -16746,7 +16746,7 @@
     <w:unhideWhenUsed/>
     <w:qFormat/>
     <w:pPr>
-      <w:spacing w:line="360" w:lineRule="auto"/>
+      <w:spacing w:line="288" w:lineRule="auto"/>
       <w:jc w:val="both"/>
     </w:pPr>
     <w:rPr>
@@ -16786,7 +16786,7 @@
     <w:pPr>
       <w:keepNext/>
       <w:keepLines/>
-      <w:spacing w:after="0" w:line="360" w:lineRule="auto"/>
+      <w:spacing w:after="0" w:line="288" w:lineRule="auto"/>
       <w:jc w:val="both"/>
     </w:pPr>
     <w:rPr>
@@ -16800,7 +16800,7 @@
     <w:name w:val="Definition"/>
     <w:basedOn w:val="Normal"/>
     <w:pPr>
-      <w:spacing w:line="360" w:lineRule="auto"/>
+      <w:spacing w:line="288" w:lineRule="auto"/>
       <w:jc w:val="both"/>
     </w:pPr>
     <w:rPr>
@@ -16814,7 +16814,7 @@
     <w:basedOn w:val="Normal"/>
     <w:link w:val="BodyTextChar"/>
     <w:pPr>
-      <w:spacing w:after="120" w:before="0" w:line="360" w:lineRule="auto"/>
+      <w:spacing w:after="120" w:before="0" w:line="288" w:lineRule="auto"/>
       <w:jc w:val="both"/>
     </w:pPr>
     <w:rPr>
@@ -16829,7 +16829,7 @@
     <w:basedOn w:val="Caption"/>
     <w:pPr>
       <w:keepNext/>
-      <w:spacing w:line="360" w:lineRule="auto"/>
+      <w:spacing w:line="288" w:lineRule="auto"/>
       <w:jc w:val="both"/>
     </w:pPr>
     <w:rPr>
@@ -16842,7 +16842,7 @@
     <w:name w:val="Image Caption"/>
     <w:basedOn w:val="Caption"/>
     <w:pPr>
-      <w:spacing w:line="360" w:lineRule="auto"/>
+      <w:spacing w:line="288" w:lineRule="auto"/>
       <w:jc w:val="both"/>
     </w:pPr>
     <w:rPr>
@@ -16855,7 +16855,7 @@
     <w:name w:val="Figure"/>
     <w:basedOn w:val="Normal"/>
     <w:pPr>
-      <w:spacing w:line="360" w:lineRule="auto"/>
+      <w:spacing w:line="288" w:lineRule="auto"/>
       <w:jc w:val="both"/>
     </w:pPr>
     <w:rPr>
@@ -16869,7 +16869,7 @@
     <w:basedOn w:val="Figure"/>
     <w:pPr>
       <w:keepNext/>
-      <w:spacing w:line="360" w:lineRule="auto"/>
+      <w:spacing w:line="288" w:lineRule="auto"/>
       <w:jc w:val="both"/>
     </w:pPr>
     <w:rPr>
@@ -16933,7 +16933,7 @@
     <w:unhideWhenUsed/>
     <w:qFormat/>
     <w:pPr>
-      <w:spacing w:before="240" w:line="360" w:lineRule="auto"/>
+      <w:spacing w:before="240" w:line="288" w:lineRule="auto"/>
       <w:jc w:val="both"/>
       <w:outlineLvl w:val="9"/>
     </w:pPr>
